--- a/data/revised_2026-10_full/outputs/v2/Maths/SS3.4_Linear_Motion/Mathematics_Linear_Motion_SummaryTable.docx
+++ b/data/revised_2026-10_full/outputs/v2/Maths/SS3.4_Linear_Motion/Mathematics_Linear_Motion_SummaryTable.docx
@@ -2156,7 +2156,7 @@
         </w:rPr>
         <w:t xml:space="preserve">© 2026 SeaVuria and ARES. This work is licensed under a </w:t>
       </w:r>
-      <w:hyperlink w:history="1" r:id="rIdwch49soa4avjwrfdzgi3t">
+      <w:hyperlink w:history="1" r:id="rIddxxwtz0qe0zoarxje8ghd">
         <w:r>
           <w:rPr>
             <w:rFonts w:ascii="Arial" w:cs="Arial" w:eastAsia="Arial" w:hAnsi="Arial"/>
@@ -2176,7 +2176,7 @@
         </w:rPr>
         <w:t xml:space="preserve"> (</w:t>
       </w:r>
-      <w:hyperlink w:history="1" r:id="rId8oxslekfxewhckf4me5ob">
+      <w:hyperlink w:history="1" r:id="rIdzccjyvrp1lk93ahgeqkyb">
         <w:r>
           <w:rPr>
             <w:rFonts w:ascii="Arial" w:cs="Arial" w:eastAsia="Arial" w:hAnsi="Arial"/>
@@ -2196,7 +2196,7 @@
         </w:rPr>
         <w:t xml:space="preserve">). To view a copy of this license, visit </w:t>
       </w:r>
-      <w:hyperlink w:history="1" r:id="rIdwxbkztmwc6qq_cz6ioe8b">
+      <w:hyperlink w:history="1" r:id="rIdfo2ebd_saitycot2_x4kk">
         <w:r>
           <w:rPr>
             <w:rFonts w:ascii="Arial" w:cs="Arial" w:eastAsia="Arial" w:hAnsi="Arial"/>
